--- a/Workshops/Workshop 4 - Diagnosing LM with continuous predictors/Workshop-4---Diagnosing-LM-with-a-continuous-predictor--with-answers-.docx
+++ b/Workshops/Workshop 4 - Diagnosing LM with continuous predictors/Workshop-4---Diagnosing-LM-with-a-continuous-predictor--with-answers-.docx
@@ -101,7 +101,7 @@
         <w:t xml:space="preserve"> </w:t>
       </w:r>
       <w:r>
-        <w:t xml:space="preserve">2024-09-17</w:t>
+        <w:t xml:space="preserve">2025-08-24</w:t>
       </w:r>
     </w:p>
     <w:sdt>
@@ -636,13 +636,13 @@
       </w:r>
     </w:p>
     <w:bookmarkEnd w:id="22"/>
-    <w:bookmarkStart w:id="70" w:name="diagnosing-the-four-horseman"/>
+    <w:bookmarkStart w:id="70" w:name="diagnosing-the-four-horsemen"/>
     <w:p>
       <w:pPr>
         <w:pStyle w:val="Heading1"/>
       </w:pPr>
       <w:r>
-        <w:t xml:space="preserve">Diagnosing the four horseman</w:t>
+        <w:t xml:space="preserve">Diagnosing the four horsemen</w:t>
       </w:r>
     </w:p>
     <w:p>
@@ -659,7 +659,7 @@
         <w:t xml:space="preserve">“</w:t>
       </w:r>
       <w:r>
-        <w:t xml:space="preserve">four horseman</w:t>
+        <w:t xml:space="preserve">four horsemen</w:t>
       </w:r>
       <w:r>
         <w:t xml:space="preserve">”</w:t>
@@ -668,7 +668,7 @@
         <w:t xml:space="preserve"> </w:t>
       </w:r>
       <w:r>
-        <w:t xml:space="preserve">(of the apocalypse) plots. The code to fo this is relatively straightforward: you just need to</w:t>
+        <w:t xml:space="preserve">(of the apocalypse) plots. The code to for this is relatively straightforward: you just need to</w:t>
       </w:r>
       <w:r>
         <w:t xml:space="preserve"> </w:t>
@@ -1175,6 +1175,15 @@
         </w:rPr>
         <w:t xml:space="preserve">predicted</w:t>
       </w:r>
+      <w:r>
+        <w:br/>
+      </w:r>
+      <w:r>
+        <w:rPr>
+          <w:rStyle w:val="CommentTok"/>
+        </w:rPr>
+        <w:t xml:space="preserve"># Or we could use residuals(boto_model)</w:t>
+      </w:r>
     </w:p>
     <w:p>
       <w:pPr>
@@ -1935,7 +1944,7 @@
         <w:pStyle w:val="BodyText"/>
       </w:pPr>
       <w:r>
-        <w:t xml:space="preserve">This means that the Scale-Location plot provides another opportunity to check the same assumptions that the Residuals vs Fitted plot did but in a different way. The reason for having both plots is that sometimes one plot may make diagnosing issues easier than the other. For example, the Residuals vs Fitted can may spotting non-linearity a bit easier, while the Scale-Location can make checking for equal variance a bit easier. It’s often worth checking both.</w:t>
+        <w:t xml:space="preserve">This means that the Scale-Location plot provides another opportunity to check the same assumptions that the Residuals vs Fitted plot did but in a different way. The reason for having both plots is that sometimes one plot may make diagnosing issues easier than the other. For example, the Residuals vs Fitted can make spotting non-linearity a bit easier, while the Scale-Location can make checking for equal variance a bit easier. It’s often worth checking both.</w:t>
       </w:r>
     </w:p>
     <w:bookmarkEnd w:id="50"/>
@@ -2012,7 +2021,7 @@
         <w:pStyle w:val="BodyText"/>
       </w:pPr>
       <w:r>
-        <w:t xml:space="preserve">Regardless, the Q-Q plot helps us assess this assumption by comparing the distribution of the residuals to am</w:t>
+        <w:t xml:space="preserve">Regardless, the Q-Q plot helps us assess this assumption by comparing the distribution of the residuals to an</w:t>
       </w:r>
       <w:r>
         <w:t xml:space="preserve"> </w:t>
@@ -3605,22 +3614,9 @@
         </w:rPr>
         <w:t xml:space="preserve">(performance)</w:t>
       </w:r>
-    </w:p>
-    <w:p>
-      <w:pPr>
-        <w:pStyle w:val="SourceCode"/>
-      </w:pPr>
-      <w:r>
-        <w:rPr>
-          <w:rStyle w:val="VerbatimChar"/>
-        </w:rPr>
-        <w:t xml:space="preserve">## Warning: package 'performance' was built under R version 4.3.3</w:t>
-      </w:r>
-    </w:p>
-    <w:p>
-      <w:pPr>
-        <w:pStyle w:val="SourceCode"/>
-      </w:pPr>
+      <w:r>
+        <w:br/>
+      </w:r>
       <w:r>
         <w:rPr>
           <w:rStyle w:val="FunctionTok"/>
@@ -4946,7 +4942,7 @@
         <w:rPr>
           <w:rStyle w:val="CommentTok"/>
         </w:rPr>
-        <w:t xml:space="preserve"># (But given you don't know how to do that, we should stop here and advice/insist the results are not interpreted)</w:t>
+        <w:t xml:space="preserve"># (But given you don't know how to do that, we should stop here and advise/insist the results are not interpreted)</w:t>
       </w:r>
     </w:p>
     <w:bookmarkEnd w:id="75"/>
@@ -5408,7 +5404,7 @@
 </file>
 
 <file path=word/numbering.xml><?xml version="1.0" encoding="utf-8"?>
-<w:numbering xmlns:aink="http://schemas.microsoft.com/office/drawing/2016/ink" xmlns:am3d="http://schemas.microsoft.com/office/drawing/2017/model3d" xmlns:cx="http://schemas.microsoft.com/office/drawing/2014/chartex" xmlns:cx1="http://schemas.microsoft.com/office/drawing/2015/9/8/chartex" xmlns:cx2="http://schemas.microsoft.com/office/drawing/2015/10/21/chartex" xmlns:cx3="http://schemas.microsoft.com/office/drawing/2016/5/9/chartex" xmlns:cx4="http://schemas.microsoft.com/office/drawing/2016/5/10/chartex" xmlns:cx5="http://schemas.microsoft.com/office/drawing/2016/5/11/chartex" xmlns:cx6="http://schemas.microsoft.com/office/drawing/2016/5/12/chartex" xmlns:cx7="http://schemas.microsoft.com/office/drawing/2016/5/13/chartex" xmlns:cx8="http://schemas.microsoft.com/office/drawing/2016/5/14/chartex" xmlns:m="http://schemas.openxmlformats.org/officeDocument/2006/math" xmlns:mc="http://schemas.openxmlformats.org/markup-compatibility/2006" xmlns:o="urn:schemas-microsoft-com:office:office" xmlns:oel="http://schemas.microsoft.com/office/2019/extlst" xmlns:r="http://schemas.openxmlformats.org/officeDocument/2006/relationships" xmlns:v="urn:schemas-microsoft-com:vml" xmlns:w="http://schemas.openxmlformats.org/wordprocessingml/2006/main" xmlns:w10="urn:schemas-microsoft-com:office:word" xmlns:w14="http://schemas.microsoft.com/office/word/2010/wordml" xmlns:w15="http://schemas.microsoft.com/office/word/2012/wordml" xmlns:w16="http://schemas.microsoft.com/office/word/2018/wordml" xmlns:w16cex="http://schemas.microsoft.com/office/word/2018/wordml/cex" xmlns:w16cid="http://schemas.microsoft.com/office/word/2016/wordml/cid" xmlns:w16du="http://schemas.microsoft.com/office/word/2023/wordml/word16du" xmlns:w16sdtdh="http://schemas.microsoft.com/office/word/2020/wordml/sdtdatahash" xmlns:w16se="http://schemas.microsoft.com/office/word/2015/wordml/symex" xmlns:wne="http://schemas.microsoft.com/office/word/2006/wordml" xmlns:wp="http://schemas.openxmlformats.org/drawingml/2006/wordprocessingDrawing" xmlns:wp14="http://schemas.microsoft.com/office/word/2010/wordprocessingDrawing" xmlns:wpc="http://schemas.microsoft.com/office/word/2010/wordprocessingCanvas" xmlns:wpg="http://schemas.microsoft.com/office/word/2010/wordprocessingGroup" xmlns:wpi="http://schemas.microsoft.com/office/word/2010/wordprocessingInk" xmlns:wps="http://schemas.microsoft.com/office/word/2010/wordprocessingShape" mc:Ignorable="w14 w15 w16se w16cid w16 w16cex w16sdtdh w16du wp14">
+<w:numbering xmlns:aink="http://schemas.microsoft.com/office/drawing/2016/ink" xmlns:am3d="http://schemas.microsoft.com/office/drawing/2017/model3d" xmlns:cx="http://schemas.microsoft.com/office/drawing/2014/chartex" xmlns:cx1="http://schemas.microsoft.com/office/drawing/2015/9/8/chartex" xmlns:cx2="http://schemas.microsoft.com/office/drawing/2015/10/21/chartex" xmlns:cx3="http://schemas.microsoft.com/office/drawing/2016/5/9/chartex" xmlns:cx4="http://schemas.microsoft.com/office/drawing/2016/5/10/chartex" xmlns:cx5="http://schemas.microsoft.com/office/drawing/2016/5/11/chartex" xmlns:cx6="http://schemas.microsoft.com/office/drawing/2016/5/12/chartex" xmlns:cx7="http://schemas.microsoft.com/office/drawing/2016/5/13/chartex" xmlns:cx8="http://schemas.microsoft.com/office/drawing/2016/5/14/chartex" xmlns:m="http://schemas.openxmlformats.org/officeDocument/2006/math" xmlns:mc="http://schemas.openxmlformats.org/markup-compatibility/2006" xmlns:o="urn:schemas-microsoft-com:office:office" xmlns:oel="http://schemas.microsoft.com/office/2019/extlst" xmlns:r="http://schemas.openxmlformats.org/officeDocument/2006/relationships" xmlns:v="urn:schemas-microsoft-com:vml" xmlns:w="http://schemas.openxmlformats.org/wordprocessingml/2006/main" xmlns:w10="urn:schemas-microsoft-com:office:word" xmlns:w14="http://schemas.microsoft.com/office/word/2010/wordml" xmlns:w15="http://schemas.microsoft.com/office/word/2012/wordml" xmlns:w16="http://schemas.microsoft.com/office/word/2018/wordml" xmlns:w16cex="http://schemas.microsoft.com/office/word/2018/wordml/cex" xmlns:w16cid="http://schemas.microsoft.com/office/word/2016/wordml/cid" xmlns:w16du="http://schemas.microsoft.com/office/word/2023/wordml/word16du" xmlns:w16sdtdh="http://schemas.microsoft.com/office/word/2020/wordml/sdtdatahash" xmlns:w16sdtfl="http://schemas.microsoft.com/office/word/2024/wordml/sdtformatlock" xmlns:w16se="http://schemas.microsoft.com/office/word/2015/wordml/symex" xmlns:wne="http://schemas.microsoft.com/office/word/2006/wordml" xmlns:wp="http://schemas.openxmlformats.org/drawingml/2006/wordprocessingDrawing" xmlns:wp14="http://schemas.microsoft.com/office/word/2010/wordprocessingDrawing" xmlns:wpc="http://schemas.microsoft.com/office/word/2010/wordprocessingCanvas" xmlns:wpg="http://schemas.microsoft.com/office/word/2010/wordprocessingGroup" xmlns:wpi="http://schemas.microsoft.com/office/word/2010/wordprocessingInk" xmlns:wps="http://schemas.microsoft.com/office/word/2010/wordprocessingShape" mc:Ignorable="w14 w15 w16se w16cid w16 w16cex w16sdtdh w16sdtfl w16du wp14">
   <w:abstractNum w15:restartNumberingAfterBreak="0" w:abstractNumId="0">
     <w:nsid w:val="0000A990"/>
     <w:multiLevelType w:val="multilevel"/>
@@ -6433,7 +6429,7 @@
 </file>
 
 <file path=word/styles.xml><?xml version="1.0" encoding="utf-8"?>
-<w:styles xmlns:mc="http://schemas.openxmlformats.org/markup-compatibility/2006" xmlns:r="http://schemas.openxmlformats.org/officeDocument/2006/relationships" xmlns:w="http://schemas.openxmlformats.org/wordprocessingml/2006/main" xmlns:w14="http://schemas.microsoft.com/office/word/2010/wordml" xmlns:w15="http://schemas.microsoft.com/office/word/2012/wordml" xmlns:w16="http://schemas.microsoft.com/office/word/2018/wordml" xmlns:w16cex="http://schemas.microsoft.com/office/word/2018/wordml/cex" xmlns:w16cid="http://schemas.microsoft.com/office/word/2016/wordml/cid" xmlns:w16du="http://schemas.microsoft.com/office/word/2023/wordml/word16du" xmlns:w16sdtdh="http://schemas.microsoft.com/office/word/2020/wordml/sdtdatahash" xmlns:w16se="http://schemas.microsoft.com/office/word/2015/wordml/symex" mc:Ignorable="w14 w15 w16se w16cid w16 w16cex w16sdtdh w16du">
+<w:styles xmlns:mc="http://schemas.openxmlformats.org/markup-compatibility/2006" xmlns:r="http://schemas.openxmlformats.org/officeDocument/2006/relationships" xmlns:w="http://schemas.openxmlformats.org/wordprocessingml/2006/main" xmlns:w14="http://schemas.microsoft.com/office/word/2010/wordml" xmlns:w15="http://schemas.microsoft.com/office/word/2012/wordml" xmlns:w16="http://schemas.microsoft.com/office/word/2018/wordml" xmlns:w16cex="http://schemas.microsoft.com/office/word/2018/wordml/cex" xmlns:w16cid="http://schemas.microsoft.com/office/word/2016/wordml/cid" xmlns:w16du="http://schemas.microsoft.com/office/word/2023/wordml/word16du" xmlns:w16sdtdh="http://schemas.microsoft.com/office/word/2020/wordml/sdtdatahash" xmlns:w16sdtfl="http://schemas.microsoft.com/office/word/2024/wordml/sdtformatlock" xmlns:w16se="http://schemas.microsoft.com/office/word/2015/wordml/symex" mc:Ignorable="w14 w15 w16se w16cid w16 w16cex w16sdtdh w16sdtfl w16du">
   <w:docDefaults>
     <w:rPrDefault>
       <w:rPr>
@@ -7127,9 +7123,10 @@
     <w:name w:val="Verbatim Char"/>
     <w:basedOn w:val="CaptionChar"/>
     <w:link w:val="SourceCode"/>
-    <w:rsid w:val="00F34E30"/>
+    <w:rsid w:val="00796E50"/>
     <w:rPr>
       <w:rFonts w:ascii="Consolas" w:hAnsi="Consolas"/>
+      <w:sz w:val="22"/>
       <w:shd w:color="auto" w:fill="F8F8F8" w:val="clear"/>
     </w:rPr>
   </w:style>
@@ -7174,10 +7171,11 @@
     <w:name w:val="Source Code"/>
     <w:basedOn w:val="Normal"/>
     <w:link w:val="VerbatimChar"/>
-    <w:rsid w:val="00F34E30"/>
+    <w:rsid w:val="00796E50"/>
     <w:pPr>
       <w:shd w:color="auto" w:fill="F8F8F8" w:val="clear"/>
       <w:wordWrap w:val="0"/>
+      <w:textboxTightWrap w:val="allLines"/>
     </w:pPr>
     <w:rPr>
       <w:rFonts w:ascii="Consolas" w:hAnsi="Consolas"/>
@@ -7190,6 +7188,7 @@
       <w:rFonts w:ascii="Consolas" w:hAnsi="Consolas"/>
       <w:b/>
       <w:color w:val="204A87"/>
+      <w:sz w:val="22"/>
       <w:shd w:color="auto" w:fill="F8F8F8" w:val="clear"/>
     </w:rPr>
   </w:style>
@@ -7199,6 +7198,7 @@
     <w:rPr>
       <w:rFonts w:ascii="Consolas" w:hAnsi="Consolas"/>
       <w:color w:val="204A87"/>
+      <w:sz w:val="22"/>
       <w:shd w:color="auto" w:fill="F8F8F8" w:val="clear"/>
     </w:rPr>
   </w:style>
@@ -7208,6 +7208,7 @@
     <w:rPr>
       <w:rFonts w:ascii="Consolas" w:hAnsi="Consolas"/>
       <w:color w:val="0000CF"/>
+      <w:sz w:val="22"/>
       <w:shd w:color="auto" w:fill="F8F8F8" w:val="clear"/>
     </w:rPr>
   </w:style>
@@ -7217,6 +7218,7 @@
     <w:rPr>
       <w:rFonts w:ascii="Consolas" w:hAnsi="Consolas"/>
       <w:color w:val="0000CF"/>
+      <w:sz w:val="22"/>
       <w:shd w:color="auto" w:fill="F8F8F8" w:val="clear"/>
     </w:rPr>
   </w:style>
@@ -7226,6 +7228,7 @@
     <w:rPr>
       <w:rFonts w:ascii="Consolas" w:hAnsi="Consolas"/>
       <w:color w:val="0000CF"/>
+      <w:sz w:val="22"/>
       <w:shd w:color="auto" w:fill="F8F8F8" w:val="clear"/>
     </w:rPr>
   </w:style>
@@ -7236,6 +7239,7 @@
     <w:rPr>
       <w:rFonts w:ascii="Consolas" w:hAnsi="Consolas"/>
       <w:color w:themeColor="accent2" w:themeShade="BF" w:val="943634"/>
+      <w:sz w:val="22"/>
       <w:shd w:color="auto" w:fill="F8F8F8" w:val="clear"/>
     </w:rPr>
   </w:style>
@@ -7245,6 +7249,7 @@
     <w:rPr>
       <w:rFonts w:ascii="Consolas" w:hAnsi="Consolas"/>
       <w:color w:val="4E9A06"/>
+      <w:sz w:val="22"/>
       <w:shd w:color="auto" w:fill="F8F8F8" w:val="clear"/>
     </w:rPr>
   </w:style>
@@ -7255,6 +7260,7 @@
       <w:rFonts w:ascii="Consolas" w:hAnsi="Consolas"/>
       <w:b/>
       <w:color w:val="CE5C00"/>
+      <w:sz w:val="22"/>
       <w:shd w:color="auto" w:fill="F8F8F8" w:val="clear"/>
     </w:rPr>
   </w:style>
@@ -7264,6 +7270,7 @@
     <w:rPr>
       <w:rFonts w:ascii="Consolas" w:hAnsi="Consolas"/>
       <w:color w:val="4E9A06"/>
+      <w:sz w:val="22"/>
       <w:shd w:color="auto" w:fill="F8F8F8" w:val="clear"/>
     </w:rPr>
   </w:style>
@@ -7273,6 +7280,7 @@
     <w:rPr>
       <w:rFonts w:ascii="Consolas" w:hAnsi="Consolas"/>
       <w:color w:val="4E9A06"/>
+      <w:sz w:val="22"/>
       <w:shd w:color="auto" w:fill="F8F8F8" w:val="clear"/>
     </w:rPr>
   </w:style>
@@ -7282,6 +7290,7 @@
     <w:rPr>
       <w:rFonts w:ascii="Consolas" w:hAnsi="Consolas"/>
       <w:color w:val="4E9A06"/>
+      <w:sz w:val="22"/>
       <w:shd w:color="auto" w:fill="F8F8F8" w:val="clear"/>
     </w:rPr>
   </w:style>
@@ -7290,6 +7299,7 @@
     <w:basedOn w:val="VerbatimChar"/>
     <w:rPr>
       <w:rFonts w:ascii="Consolas" w:hAnsi="Consolas"/>
+      <w:sz w:val="22"/>
       <w:shd w:color="auto" w:fill="F8F8F8" w:val="clear"/>
     </w:rPr>
   </w:style>
@@ -7301,6 +7311,7 @@
       <w:rFonts w:ascii="Consolas" w:hAnsi="Consolas"/>
       <w:i/>
       <w:color w:themeColor="accent4" w:themeTint="99" w:val="B2A1C7"/>
+      <w:sz w:val="22"/>
       <w:shd w:color="auto" w:fill="F8F8F8" w:val="clear"/>
     </w:rPr>
   </w:style>
@@ -7312,6 +7323,7 @@
       <w:b/>
       <w:i/>
       <w:color w:val="8F5902"/>
+      <w:sz w:val="22"/>
       <w:shd w:color="auto" w:fill="F8F8F8" w:val="clear"/>
     </w:rPr>
   </w:style>
@@ -7323,6 +7335,7 @@
       <w:b/>
       <w:i/>
       <w:color w:val="8F5902"/>
+      <w:sz w:val="22"/>
       <w:shd w:color="auto" w:fill="F8F8F8" w:val="clear"/>
     </w:rPr>
   </w:style>
@@ -7334,6 +7347,7 @@
       <w:b/>
       <w:i/>
       <w:color w:val="8F5902"/>
+      <w:sz w:val="22"/>
       <w:shd w:color="auto" w:fill="F8F8F8" w:val="clear"/>
     </w:rPr>
   </w:style>
@@ -7343,6 +7357,7 @@
     <w:rPr>
       <w:rFonts w:ascii="Consolas" w:hAnsi="Consolas"/>
       <w:color w:val="8F5902"/>
+      <w:sz w:val="22"/>
       <w:shd w:color="auto" w:fill="F8F8F8" w:val="clear"/>
     </w:rPr>
   </w:style>
@@ -7354,6 +7369,7 @@
       <w:rFonts w:ascii="Consolas" w:hAnsi="Consolas"/>
       <w:b/>
       <w:color w:themeColor="accent6" w:val="F79646"/>
+      <w:sz w:val="22"/>
       <w:shd w:color="auto" w:fill="F8F8F8" w:val="clear"/>
     </w:rPr>
   </w:style>
@@ -7363,6 +7379,7 @@
     <w:rPr>
       <w:rFonts w:ascii="Consolas" w:hAnsi="Consolas"/>
       <w:color w:val="000000"/>
+      <w:sz w:val="22"/>
       <w:shd w:color="auto" w:fill="F8F8F8" w:val="clear"/>
     </w:rPr>
   </w:style>
@@ -7373,6 +7390,7 @@
       <w:rFonts w:ascii="Consolas" w:hAnsi="Consolas"/>
       <w:b/>
       <w:color w:val="204A87"/>
+      <w:sz w:val="22"/>
       <w:shd w:color="auto" w:fill="F8F8F8" w:val="clear"/>
     </w:rPr>
   </w:style>
@@ -7383,6 +7401,7 @@
       <w:rFonts w:ascii="Consolas" w:hAnsi="Consolas"/>
       <w:b/>
       <w:color w:val="CE5C00"/>
+      <w:sz w:val="22"/>
       <w:shd w:color="auto" w:fill="F8F8F8" w:val="clear"/>
     </w:rPr>
   </w:style>
@@ -7391,6 +7410,7 @@
     <w:basedOn w:val="VerbatimChar"/>
     <w:rPr>
       <w:rFonts w:ascii="Consolas" w:hAnsi="Consolas"/>
+      <w:sz w:val="22"/>
       <w:shd w:color="auto" w:fill="F8F8F8" w:val="clear"/>
     </w:rPr>
   </w:style>
@@ -7399,6 +7419,7 @@
     <w:basedOn w:val="VerbatimChar"/>
     <w:rPr>
       <w:rFonts w:ascii="Consolas" w:hAnsi="Consolas"/>
+      <w:sz w:val="22"/>
       <w:shd w:color="auto" w:fill="F8F8F8" w:val="clear"/>
     </w:rPr>
   </w:style>
@@ -7409,6 +7430,7 @@
       <w:rFonts w:ascii="Consolas" w:hAnsi="Consolas"/>
       <w:i/>
       <w:color w:val="8F5902"/>
+      <w:sz w:val="22"/>
       <w:shd w:color="auto" w:fill="F8F8F8" w:val="clear"/>
     </w:rPr>
   </w:style>
@@ -7418,6 +7440,7 @@
     <w:rPr>
       <w:rFonts w:ascii="Consolas" w:hAnsi="Consolas"/>
       <w:color w:val="204A87"/>
+      <w:sz w:val="22"/>
       <w:shd w:color="auto" w:fill="F8F8F8" w:val="clear"/>
     </w:rPr>
   </w:style>
@@ -7426,6 +7449,7 @@
     <w:basedOn w:val="VerbatimChar"/>
     <w:rPr>
       <w:rFonts w:ascii="Consolas" w:hAnsi="Consolas"/>
+      <w:sz w:val="22"/>
       <w:shd w:color="auto" w:fill="F8F8F8" w:val="clear"/>
     </w:rPr>
   </w:style>
@@ -7437,6 +7461,7 @@
       <w:b/>
       <w:i/>
       <w:color w:val="8F5902"/>
+      <w:sz w:val="22"/>
       <w:shd w:color="auto" w:fill="F8F8F8" w:val="clear"/>
     </w:rPr>
   </w:style>
@@ -7448,6 +7473,7 @@
       <w:b/>
       <w:i/>
       <w:color w:val="8F5902"/>
+      <w:sz w:val="22"/>
       <w:shd w:color="auto" w:fill="F8F8F8" w:val="clear"/>
     </w:rPr>
   </w:style>
@@ -7457,6 +7483,7 @@
     <w:rPr>
       <w:rFonts w:ascii="Consolas" w:hAnsi="Consolas"/>
       <w:color w:val="EF2929"/>
+      <w:sz w:val="22"/>
       <w:shd w:color="auto" w:fill="F8F8F8" w:val="clear"/>
     </w:rPr>
   </w:style>
@@ -7467,6 +7494,7 @@
       <w:rFonts w:ascii="Consolas" w:hAnsi="Consolas"/>
       <w:b/>
       <w:color w:val="A40000"/>
+      <w:sz w:val="22"/>
       <w:shd w:color="auto" w:fill="F8F8F8" w:val="clear"/>
     </w:rPr>
   </w:style>
@@ -7477,6 +7505,7 @@
     <w:rPr>
       <w:rFonts w:ascii="Consolas" w:hAnsi="Consolas"/>
       <w:color w:themeColor="text1" w:themeTint="F2" w:val="0D0D0D"/>
+      <w:sz w:val="22"/>
       <w:shd w:color="auto" w:fill="F8F8F8" w:val="clear"/>
     </w:rPr>
   </w:style>

--- a/Workshops/Workshop 4 - Diagnosing LM with continuous predictors/Workshop-4---Diagnosing-LM-with-a-continuous-predictor--with-answers-.docx
+++ b/Workshops/Workshop 4 - Diagnosing LM with continuous predictors/Workshop-4---Diagnosing-LM-with-a-continuous-predictor--with-answers-.docx
@@ -101,7 +101,7 @@
         <w:t xml:space="preserve"> </w:t>
       </w:r>
       <w:r>
-        <w:t xml:space="preserve">2025-08-24</w:t>
+        <w:t xml:space="preserve">2025-09-04</w:t>
       </w:r>
     </w:p>
     <w:sdt>
@@ -3729,13 +3729,12 @@
         <w:t xml:space="preserve">Having diagnosed the boto model, let’s move on to the beetle model from the last workshop. If you haven’t run that model yet, do so now. Once you have, go through the process of checking the model diagnostics to determine if you’re willing to place your trust in the model.</w:t>
       </w:r>
     </w:p>
-    <w:bookmarkStart w:id="75" w:name="question-set-two"/>
-    <w:p>
-      <w:pPr>
-        <w:pStyle w:val="Heading2"/>
-      </w:pPr>
-      <w:r>
-        <w:t xml:space="preserve">Question Set Two</w:t>
+    <w:p>
+      <w:pPr>
+        <w:pStyle w:val="BodyText"/>
+      </w:pPr>
+      <w:r>
+        <w:t xml:space="preserve">The dataset contains:</w:t>
       </w:r>
     </w:p>
     <w:p>
@@ -3747,6 +3746,51 @@
         <w:pStyle w:val="Compact"/>
       </w:pPr>
       <w:r>
+        <w:rPr>
+          <w:rStyle w:val="VerbatimChar"/>
+        </w:rPr>
+        <w:t xml:space="preserve">temperature</w:t>
+      </w:r>
+      <w:r>
+        <w:t xml:space="preserve">: The average temperature at which beetles were kept.</w:t>
+      </w:r>
+    </w:p>
+    <w:p>
+      <w:pPr>
+        <w:numPr>
+          <w:ilvl w:val="0"/>
+          <w:numId w:val="1008"/>
+        </w:numPr>
+        <w:pStyle w:val="Compact"/>
+      </w:pPr>
+      <w:r>
+        <w:rPr>
+          <w:rStyle w:val="VerbatimChar"/>
+        </w:rPr>
+        <w:t xml:space="preserve">offspring</w:t>
+      </w:r>
+      <w:r>
+        <w:t xml:space="preserve">: The total number of offspring produced by the beetles.</w:t>
+      </w:r>
+    </w:p>
+    <w:bookmarkStart w:id="75" w:name="question-set-two"/>
+    <w:p>
+      <w:pPr>
+        <w:pStyle w:val="Heading2"/>
+      </w:pPr>
+      <w:r>
+        <w:t xml:space="preserve">Question Set Two</w:t>
+      </w:r>
+    </w:p>
+    <w:p>
+      <w:pPr>
+        <w:numPr>
+          <w:ilvl w:val="0"/>
+          <w:numId w:val="1009"/>
+        </w:numPr>
+        <w:pStyle w:val="Compact"/>
+      </w:pPr>
+      <w:r>
         <w:t xml:space="preserve">Do any of the diagnostic plots for the beetle model suggest a reason to not trust the results?</w:t>
       </w:r>
     </w:p>
@@ -4867,7 +4911,7 @@
         <w:rPr>
           <w:rStyle w:val="AttributeTok"/>
         </w:rPr>
-        <w:t xml:space="preserve">add.data =</w:t>
+        <w:t xml:space="preserve">show_data =</w:t>
       </w:r>
       <w:r>
         <w:rPr>
@@ -4894,7 +4938,7 @@
         <w:rPr>
           <w:rStyle w:val="CommentTok"/>
         </w:rPr>
-        <w:t xml:space="preserve"># The plot above includes the raw data (via add.data = TRUE)</w:t>
+        <w:t xml:space="preserve"># The plot above includes the raw data (via show_data = TRUE)</w:t>
       </w:r>
       <w:r>
         <w:br/>
@@ -4947,7 +4991,505 @@
     </w:p>
     <w:bookmarkEnd w:id="75"/>
     <w:bookmarkEnd w:id="76"/>
-    <w:bookmarkStart w:id="77" w:name="assumption-table"/>
+    <w:bookmarkStart w:id="78" w:name="a-disturbance-in-the-force"/>
+    <w:p>
+      <w:pPr>
+        <w:pStyle w:val="Heading1"/>
+      </w:pPr>
+      <w:r>
+        <w:t xml:space="preserve">A Disturbance in the Force</w:t>
+      </w:r>
+    </w:p>
+    <w:p>
+      <w:pPr>
+        <w:pStyle w:val="FirstParagraph"/>
+      </w:pPr>
+      <w:r>
+        <w:t xml:space="preserve">To finish off this workshop, there is a final dataset that you will need to 1) carry out an EDA, 2) build and fit a model to answer a research question, 3) diagnose the model fit, and 4) create a figure to show your predicted relationship. You will have no</w:t>
+      </w:r>
+    </w:p>
+    <w:p>
+      <w:pPr>
+        <w:pStyle w:val="BodyText"/>
+      </w:pPr>
+      <w:r>
+        <w:t xml:space="preserve">This data comes from the Cairngorms National Park, where researchers wanted to quantify how much dogs (that were being walked without a leash, i.e. able to go anywhere) disturbed mammalian species in the park (including fox, badgers, red and roe deer, marten, stoat, weasles and red squirrels). To do so, they placed cameras adjacent to trail paths to record how long mammalian species remained on camera. Observers would then stay on the path and note how many dogs without a leash passed in a six hour window.</w:t>
+      </w:r>
+    </w:p>
+    <w:p>
+      <w:pPr>
+        <w:pStyle w:val="BodyText"/>
+      </w:pPr>
+      <w:r>
+        <w:t xml:space="preserve">The dataset contains:</w:t>
+      </w:r>
+    </w:p>
+    <w:p>
+      <w:pPr>
+        <w:numPr>
+          <w:ilvl w:val="0"/>
+          <w:numId w:val="1010"/>
+        </w:numPr>
+        <w:pStyle w:val="Compact"/>
+      </w:pPr>
+      <w:r>
+        <w:rPr>
+          <w:rStyle w:val="VerbatimChar"/>
+        </w:rPr>
+        <w:t xml:space="preserve">seconds</w:t>
+      </w:r>
+      <w:r>
+        <w:t xml:space="preserve">: The total time (in seconds) that UK mammals spent in view of a camera trap in a six hour period</w:t>
+      </w:r>
+    </w:p>
+    <w:p>
+      <w:pPr>
+        <w:numPr>
+          <w:ilvl w:val="0"/>
+          <w:numId w:val="1010"/>
+        </w:numPr>
+        <w:pStyle w:val="Compact"/>
+      </w:pPr>
+      <w:r>
+        <w:rPr>
+          <w:rStyle w:val="VerbatimChar"/>
+        </w:rPr>
+        <w:t xml:space="preserve">dogs</w:t>
+      </w:r>
+      <w:r>
+        <w:t xml:space="preserve">: The number of dogs that were observed walking without a leash in a six hour period</w:t>
+      </w:r>
+    </w:p>
+    <w:bookmarkStart w:id="77" w:name="question-set-three"/>
+    <w:p>
+      <w:pPr>
+        <w:pStyle w:val="Heading2"/>
+      </w:pPr>
+      <w:r>
+        <w:t xml:space="preserve">Question Set Three</w:t>
+      </w:r>
+    </w:p>
+    <w:p>
+      <w:pPr>
+        <w:numPr>
+          <w:ilvl w:val="0"/>
+          <w:numId w:val="1011"/>
+        </w:numPr>
+        <w:pStyle w:val="Compact"/>
+      </w:pPr>
+      <w:r>
+        <w:t xml:space="preserve">Carry out an EDA. Do you notice any potential issues?</w:t>
+      </w:r>
+    </w:p>
+    <w:p>
+      <w:pPr>
+        <w:pStyle w:val="SourceCode"/>
+      </w:pPr>
+      <w:r>
+        <w:rPr>
+          <w:rStyle w:val="CommentTok"/>
+        </w:rPr>
+        <w:t xml:space="preserve"># There is an observation where there were 6120.112 dogs and zero seconds of mammal activity. This is clearly a mistake, given the maximum of dogs, excluding this observation, is nine. It seems likely that the values are correct, just entered into the wrong row; it's probably 6120.112 seconds with 0 dogs.</w:t>
+      </w:r>
+    </w:p>
+    <w:p>
+      <w:pPr>
+        <w:numPr>
+          <w:ilvl w:val="0"/>
+          <w:numId w:val="1012"/>
+        </w:numPr>
+        <w:pStyle w:val="Compact"/>
+      </w:pPr>
+      <w:r>
+        <w:t xml:space="preserve">What is the range in numbers dogs that were walked off the leash?</w:t>
+      </w:r>
+    </w:p>
+    <w:p>
+      <w:pPr>
+        <w:pStyle w:val="SourceCode"/>
+      </w:pPr>
+      <w:r>
+        <w:rPr>
+          <w:rStyle w:val="CommentTok"/>
+        </w:rPr>
+        <w:t xml:space="preserve"># We can use range(cairmgorms$dogs) which will return 0.000 and 6120.112 dogs. Alternatively, we could use min(), max(), summary() or a huge variety of other functions to achieve the same goal.</w:t>
+      </w:r>
+    </w:p>
+    <w:p>
+      <w:pPr>
+        <w:numPr>
+          <w:ilvl w:val="0"/>
+          <w:numId w:val="1013"/>
+        </w:numPr>
+        <w:pStyle w:val="Compact"/>
+      </w:pPr>
+      <w:r>
+        <w:t xml:space="preserve">If you have found any issues (hint, there is one issue), how should it be corrected?</w:t>
+      </w:r>
+      <w:r>
+        <w:t xml:space="preserve"> </w:t>
+      </w:r>
+      <w:r>
+        <w:rPr>
+          <w:bCs/>
+          <w:b/>
+        </w:rPr>
+        <w:t xml:space="preserve">Do not make any changes to the data yet.</w:t>
+      </w:r>
+    </w:p>
+    <w:p>
+      <w:pPr>
+        <w:pStyle w:val="SourceCode"/>
+      </w:pPr>
+      <w:r>
+        <w:rPr>
+          <w:rStyle w:val="CommentTok"/>
+        </w:rPr>
+        <w:t xml:space="preserve"># Given it seems that this row should be zero dogs and 6120.112 seconds of activity, we can swap this ourselves in a number of ways. Personally, I'd use:</w:t>
+      </w:r>
+      <w:r>
+        <w:br/>
+      </w:r>
+      <w:r>
+        <w:rPr>
+          <w:rStyle w:val="NormalTok"/>
+        </w:rPr>
+        <w:t xml:space="preserve">cairmgorms[cairmgorms</w:t>
+      </w:r>
+      <w:r>
+        <w:rPr>
+          <w:rStyle w:val="SpecialCharTok"/>
+        </w:rPr>
+        <w:t xml:space="preserve">$</w:t>
+      </w:r>
+      <w:r>
+        <w:rPr>
+          <w:rStyle w:val="NormalTok"/>
+        </w:rPr>
+        <w:t xml:space="preserve">dogs </w:t>
+      </w:r>
+      <w:r>
+        <w:rPr>
+          <w:rStyle w:val="SpecialCharTok"/>
+        </w:rPr>
+        <w:t xml:space="preserve">&gt;</w:t>
+      </w:r>
+      <w:r>
+        <w:rPr>
+          <w:rStyle w:val="NormalTok"/>
+        </w:rPr>
+        <w:t xml:space="preserve"> </w:t>
+      </w:r>
+      <w:r>
+        <w:rPr>
+          <w:rStyle w:val="DecValTok"/>
+        </w:rPr>
+        <w:t xml:space="preserve">6000</w:t>
+      </w:r>
+      <w:r>
+        <w:rPr>
+          <w:rStyle w:val="NormalTok"/>
+        </w:rPr>
+        <w:t xml:space="preserve">, ] </w:t>
+      </w:r>
+      <w:r>
+        <w:rPr>
+          <w:rStyle w:val="OtherTok"/>
+        </w:rPr>
+        <w:t xml:space="preserve">&lt;-</w:t>
+      </w:r>
+      <w:r>
+        <w:rPr>
+          <w:rStyle w:val="NormalTok"/>
+        </w:rPr>
+        <w:t xml:space="preserve"> </w:t>
+      </w:r>
+      <w:r>
+        <w:rPr>
+          <w:rStyle w:val="FunctionTok"/>
+        </w:rPr>
+        <w:t xml:space="preserve">c</w:t>
+      </w:r>
+      <w:r>
+        <w:rPr>
+          <w:rStyle w:val="NormalTok"/>
+        </w:rPr>
+        <w:t xml:space="preserve">(</w:t>
+      </w:r>
+      <w:r>
+        <w:rPr>
+          <w:rStyle w:val="FloatTok"/>
+        </w:rPr>
+        <w:t xml:space="preserve">6120.112</w:t>
+      </w:r>
+      <w:r>
+        <w:rPr>
+          <w:rStyle w:val="NormalTok"/>
+        </w:rPr>
+        <w:t xml:space="preserve">, </w:t>
+      </w:r>
+      <w:r>
+        <w:rPr>
+          <w:rStyle w:val="DecValTok"/>
+        </w:rPr>
+        <w:t xml:space="preserve">0</w:t>
+      </w:r>
+      <w:r>
+        <w:rPr>
+          <w:rStyle w:val="NormalTok"/>
+        </w:rPr>
+        <w:t xml:space="preserve">)</w:t>
+      </w:r>
+      <w:r>
+        <w:br/>
+      </w:r>
+      <w:r>
+        <w:rPr>
+          <w:rStyle w:val="CommentTok"/>
+        </w:rPr>
+        <w:t xml:space="preserve"># But there will, as always, be lots of ways you could solve this issue.</w:t>
+      </w:r>
+    </w:p>
+    <w:p>
+      <w:pPr>
+        <w:numPr>
+          <w:ilvl w:val="0"/>
+          <w:numId w:val="1014"/>
+        </w:numPr>
+        <w:pStyle w:val="Compact"/>
+      </w:pPr>
+      <w:r>
+        <w:t xml:space="preserve">If the researchers want to understand the impact that dogs have on mammals, would</w:t>
+      </w:r>
+      <w:r>
+        <w:t xml:space="preserve"> </w:t>
+      </w:r>
+      <w:r>
+        <w:rPr>
+          <w:rStyle w:val="VerbatimChar"/>
+        </w:rPr>
+        <w:t xml:space="preserve">dogs</w:t>
+      </w:r>
+      <w:r>
+        <w:t xml:space="preserve"> </w:t>
+      </w:r>
+      <w:r>
+        <w:t xml:space="preserve">the explanatory variable or the response variable in the model?</w:t>
+      </w:r>
+    </w:p>
+    <w:p>
+      <w:pPr>
+        <w:pStyle w:val="SourceCode"/>
+      </w:pPr>
+      <w:r>
+        <w:rPr>
+          <w:rStyle w:val="CommentTok"/>
+        </w:rPr>
+        <w:t xml:space="preserve"># Dogs is the explanatory variable. We want to understand how seconds of activity changes in relation to dogs. If dogs were the response, our question would be: "Does mammal activity impact how many dogs are not on a leash".</w:t>
+      </w:r>
+    </w:p>
+    <w:p>
+      <w:pPr>
+        <w:numPr>
+          <w:ilvl w:val="0"/>
+          <w:numId w:val="1015"/>
+        </w:numPr>
+        <w:pStyle w:val="Compact"/>
+      </w:pPr>
+      <w:r>
+        <w:t xml:space="preserve">Fit a model capable of answering the researchers question, then check the diagnostic plots. Which plot suggests an issue?</w:t>
+      </w:r>
+    </w:p>
+    <w:p>
+      <w:pPr>
+        <w:pStyle w:val="SourceCode"/>
+      </w:pPr>
+      <w:r>
+        <w:rPr>
+          <w:rStyle w:val="CommentTok"/>
+        </w:rPr>
+        <w:t xml:space="preserve"># Although all plots look "weird", the only one that shows a problem is the Residuals vs. Leverage plot. One observation has a very large Cook's distance value.</w:t>
+      </w:r>
+    </w:p>
+    <w:p>
+      <w:pPr>
+        <w:numPr>
+          <w:ilvl w:val="0"/>
+          <w:numId w:val="1016"/>
+        </w:numPr>
+        <w:pStyle w:val="Compact"/>
+      </w:pPr>
+      <w:r>
+        <w:t xml:space="preserve">Is the observation you noted in 1. the same observation highlighted by the diagnostic plots?</w:t>
+      </w:r>
+    </w:p>
+    <w:p>
+      <w:pPr>
+        <w:pStyle w:val="SourceCode"/>
+      </w:pPr>
+      <w:r>
+        <w:rPr>
+          <w:rStyle w:val="CommentTok"/>
+        </w:rPr>
+        <w:t xml:space="preserve"># The Residuals vs. Leverage plot shows one observation with with a huge Cook's distance value. The number shown next to it is the row number, so the weird observation is on row 132.</w:t>
+      </w:r>
+    </w:p>
+    <w:p>
+      <w:pPr>
+        <w:numPr>
+          <w:ilvl w:val="0"/>
+          <w:numId w:val="1017"/>
+        </w:numPr>
+        <w:pStyle w:val="Compact"/>
+      </w:pPr>
+      <w:r>
+        <w:t xml:space="preserve">Correct any observations that require it. Rerun the model with the corrected data. Do the diagnostic plots look sufficient now?</w:t>
+      </w:r>
+    </w:p>
+    <w:p>
+      <w:pPr>
+        <w:pStyle w:val="SourceCode"/>
+      </w:pPr>
+      <w:r>
+        <w:rPr>
+          <w:rStyle w:val="NormalTok"/>
+        </w:rPr>
+        <w:t xml:space="preserve">cairmgorms[cairmgorms</w:t>
+      </w:r>
+      <w:r>
+        <w:rPr>
+          <w:rStyle w:val="SpecialCharTok"/>
+        </w:rPr>
+        <w:t xml:space="preserve">$</w:t>
+      </w:r>
+      <w:r>
+        <w:rPr>
+          <w:rStyle w:val="NormalTok"/>
+        </w:rPr>
+        <w:t xml:space="preserve">dogs </w:t>
+      </w:r>
+      <w:r>
+        <w:rPr>
+          <w:rStyle w:val="SpecialCharTok"/>
+        </w:rPr>
+        <w:t xml:space="preserve">&gt;</w:t>
+      </w:r>
+      <w:r>
+        <w:rPr>
+          <w:rStyle w:val="NormalTok"/>
+        </w:rPr>
+        <w:t xml:space="preserve"> </w:t>
+      </w:r>
+      <w:r>
+        <w:rPr>
+          <w:rStyle w:val="DecValTok"/>
+        </w:rPr>
+        <w:t xml:space="preserve">6000</w:t>
+      </w:r>
+      <w:r>
+        <w:rPr>
+          <w:rStyle w:val="NormalTok"/>
+        </w:rPr>
+        <w:t xml:space="preserve">, ] </w:t>
+      </w:r>
+      <w:r>
+        <w:rPr>
+          <w:rStyle w:val="OtherTok"/>
+        </w:rPr>
+        <w:t xml:space="preserve">&lt;-</w:t>
+      </w:r>
+      <w:r>
+        <w:rPr>
+          <w:rStyle w:val="NormalTok"/>
+        </w:rPr>
+        <w:t xml:space="preserve"> </w:t>
+      </w:r>
+      <w:r>
+        <w:rPr>
+          <w:rStyle w:val="FunctionTok"/>
+        </w:rPr>
+        <w:t xml:space="preserve">c</w:t>
+      </w:r>
+      <w:r>
+        <w:rPr>
+          <w:rStyle w:val="NormalTok"/>
+        </w:rPr>
+        <w:t xml:space="preserve">(</w:t>
+      </w:r>
+      <w:r>
+        <w:rPr>
+          <w:rStyle w:val="FloatTok"/>
+        </w:rPr>
+        <w:t xml:space="preserve">6120.112</w:t>
+      </w:r>
+      <w:r>
+        <w:rPr>
+          <w:rStyle w:val="NormalTok"/>
+        </w:rPr>
+        <w:t xml:space="preserve">, </w:t>
+      </w:r>
+      <w:r>
+        <w:rPr>
+          <w:rStyle w:val="DecValTok"/>
+        </w:rPr>
+        <w:t xml:space="preserve">0</w:t>
+      </w:r>
+      <w:r>
+        <w:rPr>
+          <w:rStyle w:val="NormalTok"/>
+        </w:rPr>
+        <w:t xml:space="preserve">)</w:t>
+      </w:r>
+    </w:p>
+    <w:p>
+      <w:pPr>
+        <w:numPr>
+          <w:ilvl w:val="0"/>
+          <w:numId w:val="1018"/>
+        </w:numPr>
+        <w:pStyle w:val="Compact"/>
+      </w:pPr>
+      <w:r>
+        <w:t xml:space="preserve">If you are happy that the model has sufficiently met it’s assumptions, for each additional dog that is not on a leash, what is the change in seconds of mammal activity in a six hour period?</w:t>
+      </w:r>
+    </w:p>
+    <w:p>
+      <w:pPr>
+        <w:pStyle w:val="SourceCode"/>
+      </w:pPr>
+      <w:r>
+        <w:rPr>
+          <w:rStyle w:val="CommentTok"/>
+        </w:rPr>
+        <w:t xml:space="preserve"># The slope per six hours is -381.88 seconds, meaning that for every dog that is walked without a leash, mammal activity (on camera) decreases by ca. 381.88 seconds, or about 6 minutes.</w:t>
+      </w:r>
+    </w:p>
+    <w:p>
+      <w:pPr>
+        <w:numPr>
+          <w:ilvl w:val="0"/>
+          <w:numId w:val="1019"/>
+        </w:numPr>
+        <w:pStyle w:val="Compact"/>
+      </w:pPr>
+      <w:r>
+        <w:t xml:space="preserve">Are there any remaining assumptions that should cause us to pause?</w:t>
+      </w:r>
+    </w:p>
+    <w:p>
+      <w:pPr>
+        <w:pStyle w:val="SourceCode"/>
+      </w:pPr>
+      <w:r>
+        <w:rPr>
+          <w:rStyle w:val="CommentTok"/>
+        </w:rPr>
+        <w:t xml:space="preserve"># We need to keep in mind that this data is activity of mammals *on camera*. This is at risk of violating the assumption of representativeness. Is the behaviour of animals on camera the same as animals not on camera? What about a camera placed in a tree? Will that capture badger activity?</w:t>
+      </w:r>
+    </w:p>
+    <w:bookmarkEnd w:id="77"/>
+    <w:bookmarkEnd w:id="78"/>
+    <w:bookmarkStart w:id="79" w:name="assumption-table"/>
     <w:p>
       <w:pPr>
         <w:pStyle w:val="Heading1"/>
@@ -5370,7 +5912,7 @@
         </w:tc>
       </w:tr>
     </w:tbl>
-    <w:bookmarkEnd w:id="77"/>
+    <w:bookmarkEnd w:id="79"/>
     <w:sectPr>
       <w:pgSz w:h="15840" w:w="12240"/>
       <w:pgMar w:bottom="1440" w:footer="720" w:gutter="0" w:header="720" w:left="1440" w:right="1440" w:top="1440"/>
@@ -6146,6 +6688,337 @@
       </w:pPr>
     </w:lvl>
   </w:abstractNum>
+  <w:abstractNum w:abstractNumId="991">
+    <w:nsid w:val="A991"/>
+    <w:multiLevelType w:val="multilevel"/>
+    <w:lvl w:ilvl="0">
+      <w:numFmt w:val="bullet"/>
+      <w:lvlText w:val="•"/>
+      <w:lvlJc w:val="left"/>
+      <w:pPr>
+        <w:ind w:left="720" w:hanging="480"/>
+      </w:pPr>
+    </w:lvl>
+    <w:lvl w:ilvl="1">
+      <w:numFmt w:val="bullet"/>
+      <w:lvlText w:val="–"/>
+      <w:lvlJc w:val="left"/>
+      <w:pPr>
+        <w:ind w:left="1440" w:hanging="480"/>
+      </w:pPr>
+    </w:lvl>
+    <w:lvl w:ilvl="2">
+      <w:numFmt w:val="bullet"/>
+      <w:lvlText w:val="•"/>
+      <w:lvlJc w:val="left"/>
+      <w:pPr>
+        <w:ind w:left="2160" w:hanging="480"/>
+      </w:pPr>
+    </w:lvl>
+    <w:lvl w:ilvl="3">
+      <w:numFmt w:val="bullet"/>
+      <w:lvlText w:val="–"/>
+      <w:lvlJc w:val="left"/>
+      <w:pPr>
+        <w:ind w:left="2880" w:hanging="480"/>
+      </w:pPr>
+    </w:lvl>
+    <w:lvl w:ilvl="4">
+      <w:numFmt w:val="bullet"/>
+      <w:lvlText w:val="•"/>
+      <w:lvlJc w:val="left"/>
+      <w:pPr>
+        <w:ind w:left="3600" w:hanging="480"/>
+      </w:pPr>
+    </w:lvl>
+    <w:lvl w:ilvl="5">
+      <w:numFmt w:val="bullet"/>
+      <w:lvlText w:val="–"/>
+      <w:lvlJc w:val="left"/>
+      <w:pPr>
+        <w:ind w:left="4320" w:hanging="480"/>
+      </w:pPr>
+    </w:lvl>
+    <w:lvl w:ilvl="6">
+      <w:numFmt w:val="bullet"/>
+      <w:lvlText w:val="•"/>
+      <w:lvlJc w:val="left"/>
+      <w:pPr>
+        <w:ind w:left="5040" w:hanging="480"/>
+      </w:pPr>
+    </w:lvl>
+    <w:lvl w:ilvl="7">
+      <w:numFmt w:val="bullet"/>
+      <w:lvlText w:val="–"/>
+      <w:lvlJc w:val="left"/>
+      <w:pPr>
+        <w:ind w:left="5760" w:hanging="480"/>
+      </w:pPr>
+    </w:lvl>
+    <w:lvl w:ilvl="8">
+      <w:numFmt w:val="bullet"/>
+      <w:lvlText w:val="•"/>
+      <w:lvlJc w:val="left"/>
+      <w:pPr>
+        <w:ind w:left="6480" w:hanging="480"/>
+      </w:pPr>
+    </w:lvl>
+  </w:abstractNum>
+  <w:abstractNum w:abstractNumId="99416">
+    <w:nsid w:val="A99416"/>
+    <w:multiLevelType w:val="multilevel"/>
+    <w:lvl w:ilvl="0">
+      <w:start w:val="6"/>
+      <w:numFmt w:val="decimal"/>
+      <w:lvlText w:val="%1."/>
+      <w:lvlJc w:val="left"/>
+      <w:pPr>
+        <w:ind w:left="720" w:hanging="480"/>
+      </w:pPr>
+    </w:lvl>
+    <w:lvl w:ilvl="1">
+      <w:start w:val="6"/>
+      <w:numFmt w:val="decimal"/>
+      <w:lvlText w:val="%2."/>
+      <w:lvlJc w:val="left"/>
+      <w:pPr>
+        <w:ind w:left="1440" w:hanging="480"/>
+      </w:pPr>
+    </w:lvl>
+    <w:lvl w:ilvl="2">
+      <w:start w:val="6"/>
+      <w:numFmt w:val="decimal"/>
+      <w:lvlText w:val="%3."/>
+      <w:lvlJc w:val="left"/>
+      <w:pPr>
+        <w:ind w:left="2160" w:hanging="480"/>
+      </w:pPr>
+    </w:lvl>
+    <w:lvl w:ilvl="3">
+      <w:start w:val="6"/>
+      <w:numFmt w:val="decimal"/>
+      <w:lvlText w:val="%4."/>
+      <w:lvlJc w:val="left"/>
+      <w:pPr>
+        <w:ind w:left="2880" w:hanging="480"/>
+      </w:pPr>
+    </w:lvl>
+    <w:lvl w:ilvl="4">
+      <w:start w:val="6"/>
+      <w:numFmt w:val="decimal"/>
+      <w:lvlText w:val="%5."/>
+      <w:lvlJc w:val="left"/>
+      <w:pPr>
+        <w:ind w:left="3600" w:hanging="480"/>
+      </w:pPr>
+    </w:lvl>
+    <w:lvl w:ilvl="5">
+      <w:start w:val="6"/>
+      <w:numFmt w:val="decimal"/>
+      <w:lvlText w:val="%6."/>
+      <w:lvlJc w:val="left"/>
+      <w:pPr>
+        <w:ind w:left="4320" w:hanging="480"/>
+      </w:pPr>
+    </w:lvl>
+    <w:lvl w:ilvl="6">
+      <w:start w:val="6"/>
+      <w:numFmt w:val="decimal"/>
+      <w:lvlText w:val="%7."/>
+      <w:lvlJc w:val="left"/>
+      <w:pPr>
+        <w:ind w:left="5040" w:hanging="480"/>
+      </w:pPr>
+    </w:lvl>
+    <w:lvl w:ilvl="7">
+      <w:start w:val="6"/>
+      <w:numFmt w:val="decimal"/>
+      <w:lvlText w:val="%8."/>
+      <w:lvlJc w:val="left"/>
+      <w:pPr>
+        <w:ind w:left="5760" w:hanging="480"/>
+      </w:pPr>
+    </w:lvl>
+    <w:lvl w:ilvl="8">
+      <w:start w:val="6"/>
+      <w:numFmt w:val="decimal"/>
+      <w:lvlText w:val="%9."/>
+      <w:lvlJc w:val="left"/>
+      <w:pPr>
+        <w:ind w:left="6480" w:hanging="480"/>
+      </w:pPr>
+    </w:lvl>
+  </w:abstractNum>
+  <w:abstractNum w:abstractNumId="99417">
+    <w:nsid w:val="A99417"/>
+    <w:multiLevelType w:val="multilevel"/>
+    <w:lvl w:ilvl="0">
+      <w:start w:val="7"/>
+      <w:numFmt w:val="decimal"/>
+      <w:lvlText w:val="%1."/>
+      <w:lvlJc w:val="left"/>
+      <w:pPr>
+        <w:ind w:left="720" w:hanging="480"/>
+      </w:pPr>
+    </w:lvl>
+    <w:lvl w:ilvl="1">
+      <w:start w:val="7"/>
+      <w:numFmt w:val="decimal"/>
+      <w:lvlText w:val="%2."/>
+      <w:lvlJc w:val="left"/>
+      <w:pPr>
+        <w:ind w:left="1440" w:hanging="480"/>
+      </w:pPr>
+    </w:lvl>
+    <w:lvl w:ilvl="2">
+      <w:start w:val="7"/>
+      <w:numFmt w:val="decimal"/>
+      <w:lvlText w:val="%3."/>
+      <w:lvlJc w:val="left"/>
+      <w:pPr>
+        <w:ind w:left="2160" w:hanging="480"/>
+      </w:pPr>
+    </w:lvl>
+    <w:lvl w:ilvl="3">
+      <w:start w:val="7"/>
+      <w:numFmt w:val="decimal"/>
+      <w:lvlText w:val="%4."/>
+      <w:lvlJc w:val="left"/>
+      <w:pPr>
+        <w:ind w:left="2880" w:hanging="480"/>
+      </w:pPr>
+    </w:lvl>
+    <w:lvl w:ilvl="4">
+      <w:start w:val="7"/>
+      <w:numFmt w:val="decimal"/>
+      <w:lvlText w:val="%5."/>
+      <w:lvlJc w:val="left"/>
+      <w:pPr>
+        <w:ind w:left="3600" w:hanging="480"/>
+      </w:pPr>
+    </w:lvl>
+    <w:lvl w:ilvl="5">
+      <w:start w:val="7"/>
+      <w:numFmt w:val="decimal"/>
+      <w:lvlText w:val="%6."/>
+      <w:lvlJc w:val="left"/>
+      <w:pPr>
+        <w:ind w:left="4320" w:hanging="480"/>
+      </w:pPr>
+    </w:lvl>
+    <w:lvl w:ilvl="6">
+      <w:start w:val="7"/>
+      <w:numFmt w:val="decimal"/>
+      <w:lvlText w:val="%7."/>
+      <w:lvlJc w:val="left"/>
+      <w:pPr>
+        <w:ind w:left="5040" w:hanging="480"/>
+      </w:pPr>
+    </w:lvl>
+    <w:lvl w:ilvl="7">
+      <w:start w:val="7"/>
+      <w:numFmt w:val="decimal"/>
+      <w:lvlText w:val="%8."/>
+      <w:lvlJc w:val="left"/>
+      <w:pPr>
+        <w:ind w:left="5760" w:hanging="480"/>
+      </w:pPr>
+    </w:lvl>
+    <w:lvl w:ilvl="8">
+      <w:start w:val="7"/>
+      <w:numFmt w:val="decimal"/>
+      <w:lvlText w:val="%9."/>
+      <w:lvlJc w:val="left"/>
+      <w:pPr>
+        <w:ind w:left="6480" w:hanging="480"/>
+      </w:pPr>
+    </w:lvl>
+  </w:abstractNum>
+  <w:abstractNum w:abstractNumId="99418">
+    <w:nsid w:val="A99418"/>
+    <w:multiLevelType w:val="multilevel"/>
+    <w:lvl w:ilvl="0">
+      <w:start w:val="8"/>
+      <w:numFmt w:val="decimal"/>
+      <w:lvlText w:val="%1."/>
+      <w:lvlJc w:val="left"/>
+      <w:pPr>
+        <w:ind w:left="720" w:hanging="480"/>
+      </w:pPr>
+    </w:lvl>
+    <w:lvl w:ilvl="1">
+      <w:start w:val="8"/>
+      <w:numFmt w:val="decimal"/>
+      <w:lvlText w:val="%2."/>
+      <w:lvlJc w:val="left"/>
+      <w:pPr>
+        <w:ind w:left="1440" w:hanging="480"/>
+      </w:pPr>
+    </w:lvl>
+    <w:lvl w:ilvl="2">
+      <w:start w:val="8"/>
+      <w:numFmt w:val="decimal"/>
+      <w:lvlText w:val="%3."/>
+      <w:lvlJc w:val="left"/>
+      <w:pPr>
+        <w:ind w:left="2160" w:hanging="480"/>
+      </w:pPr>
+    </w:lvl>
+    <w:lvl w:ilvl="3">
+      <w:start w:val="8"/>
+      <w:numFmt w:val="decimal"/>
+      <w:lvlText w:val="%4."/>
+      <w:lvlJc w:val="left"/>
+      <w:pPr>
+        <w:ind w:left="2880" w:hanging="480"/>
+      </w:pPr>
+    </w:lvl>
+    <w:lvl w:ilvl="4">
+      <w:start w:val="8"/>
+      <w:numFmt w:val="decimal"/>
+      <w:lvlText w:val="%5."/>
+      <w:lvlJc w:val="left"/>
+      <w:pPr>
+        <w:ind w:left="3600" w:hanging="480"/>
+      </w:pPr>
+    </w:lvl>
+    <w:lvl w:ilvl="5">
+      <w:start w:val="8"/>
+      <w:numFmt w:val="decimal"/>
+      <w:lvlText w:val="%6."/>
+      <w:lvlJc w:val="left"/>
+      <w:pPr>
+        <w:ind w:left="4320" w:hanging="480"/>
+      </w:pPr>
+    </w:lvl>
+    <w:lvl w:ilvl="6">
+      <w:start w:val="8"/>
+      <w:numFmt w:val="decimal"/>
+      <w:lvlText w:val="%7."/>
+      <w:lvlJc w:val="left"/>
+      <w:pPr>
+        <w:ind w:left="5040" w:hanging="480"/>
+      </w:pPr>
+    </w:lvl>
+    <w:lvl w:ilvl="7">
+      <w:start w:val="8"/>
+      <w:numFmt w:val="decimal"/>
+      <w:lvlText w:val="%8."/>
+      <w:lvlJc w:val="left"/>
+      <w:pPr>
+        <w:ind w:left="5760" w:hanging="480"/>
+      </w:pPr>
+    </w:lvl>
+    <w:lvl w:ilvl="8">
+      <w:start w:val="8"/>
+      <w:numFmt w:val="decimal"/>
+      <w:lvlText w:val="%9."/>
+      <w:lvlJc w:val="left"/>
+      <w:pPr>
+        <w:ind w:left="6480" w:hanging="480"/>
+      </w:pPr>
+    </w:lvl>
+  </w:abstractNum>
   <w:num w16cid:durableId="1968661439" w:numId="1">
     <w:abstractNumId w:val="0"/>
   </w:num>
@@ -6396,6 +7269,9 @@
     </w:lvlOverride>
   </w:num>
   <w:num w:numId="1008">
+    <w:abstractNumId w:val="991"/>
+  </w:num>
+  <w:num w:numId="1009">
     <w:abstractNumId w:val="99411"/>
     <w:lvlOverride w:ilvl="0">
       <w:startOverride w:val="1"/>
@@ -6423,6 +7299,279 @@
     </w:lvlOverride>
     <w:lvlOverride w:ilvl="8">
       <w:startOverride w:val="1"/>
+    </w:lvlOverride>
+  </w:num>
+  <w:num w:numId="1010">
+    <w:abstractNumId w:val="991"/>
+  </w:num>
+  <w:num w:numId="1011">
+    <w:abstractNumId w:val="99411"/>
+    <w:lvlOverride w:ilvl="0">
+      <w:startOverride w:val="1"/>
+    </w:lvlOverride>
+    <w:lvlOverride w:ilvl="1">
+      <w:startOverride w:val="1"/>
+    </w:lvlOverride>
+    <w:lvlOverride w:ilvl="2">
+      <w:startOverride w:val="1"/>
+    </w:lvlOverride>
+    <w:lvlOverride w:ilvl="3">
+      <w:startOverride w:val="1"/>
+    </w:lvlOverride>
+    <w:lvlOverride w:ilvl="4">
+      <w:startOverride w:val="1"/>
+    </w:lvlOverride>
+    <w:lvlOverride w:ilvl="5">
+      <w:startOverride w:val="1"/>
+    </w:lvlOverride>
+    <w:lvlOverride w:ilvl="6">
+      <w:startOverride w:val="1"/>
+    </w:lvlOverride>
+    <w:lvlOverride w:ilvl="7">
+      <w:startOverride w:val="1"/>
+    </w:lvlOverride>
+    <w:lvlOverride w:ilvl="8">
+      <w:startOverride w:val="1"/>
+    </w:lvlOverride>
+  </w:num>
+  <w:num w:numId="1012">
+    <w:abstractNumId w:val="99412"/>
+    <w:lvlOverride w:ilvl="0">
+      <w:startOverride w:val="2"/>
+    </w:lvlOverride>
+    <w:lvlOverride w:ilvl="1">
+      <w:startOverride w:val="2"/>
+    </w:lvlOverride>
+    <w:lvlOverride w:ilvl="2">
+      <w:startOverride w:val="2"/>
+    </w:lvlOverride>
+    <w:lvlOverride w:ilvl="3">
+      <w:startOverride w:val="2"/>
+    </w:lvlOverride>
+    <w:lvlOverride w:ilvl="4">
+      <w:startOverride w:val="2"/>
+    </w:lvlOverride>
+    <w:lvlOverride w:ilvl="5">
+      <w:startOverride w:val="2"/>
+    </w:lvlOverride>
+    <w:lvlOverride w:ilvl="6">
+      <w:startOverride w:val="2"/>
+    </w:lvlOverride>
+    <w:lvlOverride w:ilvl="7">
+      <w:startOverride w:val="2"/>
+    </w:lvlOverride>
+    <w:lvlOverride w:ilvl="8">
+      <w:startOverride w:val="2"/>
+    </w:lvlOverride>
+  </w:num>
+  <w:num w:numId="1013">
+    <w:abstractNumId w:val="99413"/>
+    <w:lvlOverride w:ilvl="0">
+      <w:startOverride w:val="3"/>
+    </w:lvlOverride>
+    <w:lvlOverride w:ilvl="1">
+      <w:startOverride w:val="3"/>
+    </w:lvlOverride>
+    <w:lvlOverride w:ilvl="2">
+      <w:startOverride w:val="3"/>
+    </w:lvlOverride>
+    <w:lvlOverride w:ilvl="3">
+      <w:startOverride w:val="3"/>
+    </w:lvlOverride>
+    <w:lvlOverride w:ilvl="4">
+      <w:startOverride w:val="3"/>
+    </w:lvlOverride>
+    <w:lvlOverride w:ilvl="5">
+      <w:startOverride w:val="3"/>
+    </w:lvlOverride>
+    <w:lvlOverride w:ilvl="6">
+      <w:startOverride w:val="3"/>
+    </w:lvlOverride>
+    <w:lvlOverride w:ilvl="7">
+      <w:startOverride w:val="3"/>
+    </w:lvlOverride>
+    <w:lvlOverride w:ilvl="8">
+      <w:startOverride w:val="3"/>
+    </w:lvlOverride>
+  </w:num>
+  <w:num w:numId="1014">
+    <w:abstractNumId w:val="99413"/>
+    <w:lvlOverride w:ilvl="0">
+      <w:startOverride w:val="3"/>
+    </w:lvlOverride>
+    <w:lvlOverride w:ilvl="1">
+      <w:startOverride w:val="3"/>
+    </w:lvlOverride>
+    <w:lvlOverride w:ilvl="2">
+      <w:startOverride w:val="3"/>
+    </w:lvlOverride>
+    <w:lvlOverride w:ilvl="3">
+      <w:startOverride w:val="3"/>
+    </w:lvlOverride>
+    <w:lvlOverride w:ilvl="4">
+      <w:startOverride w:val="3"/>
+    </w:lvlOverride>
+    <w:lvlOverride w:ilvl="5">
+      <w:startOverride w:val="3"/>
+    </w:lvlOverride>
+    <w:lvlOverride w:ilvl="6">
+      <w:startOverride w:val="3"/>
+    </w:lvlOverride>
+    <w:lvlOverride w:ilvl="7">
+      <w:startOverride w:val="3"/>
+    </w:lvlOverride>
+    <w:lvlOverride w:ilvl="8">
+      <w:startOverride w:val="3"/>
+    </w:lvlOverride>
+  </w:num>
+  <w:num w:numId="1015">
+    <w:abstractNumId w:val="99414"/>
+    <w:lvlOverride w:ilvl="0">
+      <w:startOverride w:val="4"/>
+    </w:lvlOverride>
+    <w:lvlOverride w:ilvl="1">
+      <w:startOverride w:val="4"/>
+    </w:lvlOverride>
+    <w:lvlOverride w:ilvl="2">
+      <w:startOverride w:val="4"/>
+    </w:lvlOverride>
+    <w:lvlOverride w:ilvl="3">
+      <w:startOverride w:val="4"/>
+    </w:lvlOverride>
+    <w:lvlOverride w:ilvl="4">
+      <w:startOverride w:val="4"/>
+    </w:lvlOverride>
+    <w:lvlOverride w:ilvl="5">
+      <w:startOverride w:val="4"/>
+    </w:lvlOverride>
+    <w:lvlOverride w:ilvl="6">
+      <w:startOverride w:val="4"/>
+    </w:lvlOverride>
+    <w:lvlOverride w:ilvl="7">
+      <w:startOverride w:val="4"/>
+    </w:lvlOverride>
+    <w:lvlOverride w:ilvl="8">
+      <w:startOverride w:val="4"/>
+    </w:lvlOverride>
+  </w:num>
+  <w:num w:numId="1016">
+    <w:abstractNumId w:val="99415"/>
+    <w:lvlOverride w:ilvl="0">
+      <w:startOverride w:val="5"/>
+    </w:lvlOverride>
+    <w:lvlOverride w:ilvl="1">
+      <w:startOverride w:val="5"/>
+    </w:lvlOverride>
+    <w:lvlOverride w:ilvl="2">
+      <w:startOverride w:val="5"/>
+    </w:lvlOverride>
+    <w:lvlOverride w:ilvl="3">
+      <w:startOverride w:val="5"/>
+    </w:lvlOverride>
+    <w:lvlOverride w:ilvl="4">
+      <w:startOverride w:val="5"/>
+    </w:lvlOverride>
+    <w:lvlOverride w:ilvl="5">
+      <w:startOverride w:val="5"/>
+    </w:lvlOverride>
+    <w:lvlOverride w:ilvl="6">
+      <w:startOverride w:val="5"/>
+    </w:lvlOverride>
+    <w:lvlOverride w:ilvl="7">
+      <w:startOverride w:val="5"/>
+    </w:lvlOverride>
+    <w:lvlOverride w:ilvl="8">
+      <w:startOverride w:val="5"/>
+    </w:lvlOverride>
+  </w:num>
+  <w:num w:numId="1017">
+    <w:abstractNumId w:val="99416"/>
+    <w:lvlOverride w:ilvl="0">
+      <w:startOverride w:val="6"/>
+    </w:lvlOverride>
+    <w:lvlOverride w:ilvl="1">
+      <w:startOverride w:val="6"/>
+    </w:lvlOverride>
+    <w:lvlOverride w:ilvl="2">
+      <w:startOverride w:val="6"/>
+    </w:lvlOverride>
+    <w:lvlOverride w:ilvl="3">
+      <w:startOverride w:val="6"/>
+    </w:lvlOverride>
+    <w:lvlOverride w:ilvl="4">
+      <w:startOverride w:val="6"/>
+    </w:lvlOverride>
+    <w:lvlOverride w:ilvl="5">
+      <w:startOverride w:val="6"/>
+    </w:lvlOverride>
+    <w:lvlOverride w:ilvl="6">
+      <w:startOverride w:val="6"/>
+    </w:lvlOverride>
+    <w:lvlOverride w:ilvl="7">
+      <w:startOverride w:val="6"/>
+    </w:lvlOverride>
+    <w:lvlOverride w:ilvl="8">
+      <w:startOverride w:val="6"/>
+    </w:lvlOverride>
+  </w:num>
+  <w:num w:numId="1018">
+    <w:abstractNumId w:val="99417"/>
+    <w:lvlOverride w:ilvl="0">
+      <w:startOverride w:val="7"/>
+    </w:lvlOverride>
+    <w:lvlOverride w:ilvl="1">
+      <w:startOverride w:val="7"/>
+    </w:lvlOverride>
+    <w:lvlOverride w:ilvl="2">
+      <w:startOverride w:val="7"/>
+    </w:lvlOverride>
+    <w:lvlOverride w:ilvl="3">
+      <w:startOverride w:val="7"/>
+    </w:lvlOverride>
+    <w:lvlOverride w:ilvl="4">
+      <w:startOverride w:val="7"/>
+    </w:lvlOverride>
+    <w:lvlOverride w:ilvl="5">
+      <w:startOverride w:val="7"/>
+    </w:lvlOverride>
+    <w:lvlOverride w:ilvl="6">
+      <w:startOverride w:val="7"/>
+    </w:lvlOverride>
+    <w:lvlOverride w:ilvl="7">
+      <w:startOverride w:val="7"/>
+    </w:lvlOverride>
+    <w:lvlOverride w:ilvl="8">
+      <w:startOverride w:val="7"/>
+    </w:lvlOverride>
+  </w:num>
+  <w:num w:numId="1019">
+    <w:abstractNumId w:val="99418"/>
+    <w:lvlOverride w:ilvl="0">
+      <w:startOverride w:val="8"/>
+    </w:lvlOverride>
+    <w:lvlOverride w:ilvl="1">
+      <w:startOverride w:val="8"/>
+    </w:lvlOverride>
+    <w:lvlOverride w:ilvl="2">
+      <w:startOverride w:val="8"/>
+    </w:lvlOverride>
+    <w:lvlOverride w:ilvl="3">
+      <w:startOverride w:val="8"/>
+    </w:lvlOverride>
+    <w:lvlOverride w:ilvl="4">
+      <w:startOverride w:val="8"/>
+    </w:lvlOverride>
+    <w:lvlOverride w:ilvl="5">
+      <w:startOverride w:val="8"/>
+    </w:lvlOverride>
+    <w:lvlOverride w:ilvl="6">
+      <w:startOverride w:val="8"/>
+    </w:lvlOverride>
+    <w:lvlOverride w:ilvl="7">
+      <w:startOverride w:val="8"/>
+    </w:lvlOverride>
+    <w:lvlOverride w:ilvl="8">
+      <w:startOverride w:val="8"/>
     </w:lvlOverride>
   </w:num>
 </w:numbering>
